--- a/storage/templates/normalized-docx/BM-061/BM-061_normalized.docx
+++ b/storage/templates/normalized-docx/BM-061/BM-061_normalized.docx
@@ -1301,7 +1301,7 @@
           <w:spacing w:val="-2"/>
           <w:szCs w:val="28"/>
         </w:rPr>
-        <w:t>{{recipients.field}}</w:t>
+        <w:t>{{recipients.personLine3}}}</w:t>
         <w:tab/>
         <w:tab/>
       </w:r>
@@ -1329,7 +1329,7 @@
           <w:spacing w:val="-2"/>
           <w:szCs w:val="28"/>
         </w:rPr>
-        <w:t>{{recipients.field}}</w:t>
+        <w:t>{{recipients.personLine3}}}</w:t>
         <w:tab/>
         <w:tab/>
         <w:t xml:space="preserve"> </w:t>
@@ -1410,7 +1410,7 @@
           <w:spacing w:val="-2"/>
           <w:szCs w:val="28"/>
         </w:rPr>
-        <w:t xml:space="preserve">{{recipients.field}}</w:t>
+        <w:t xml:space="preserve">{{recipients.personLine3}}}</w:t>
         <w:tab/>
         <w:tab/>
       </w:r>

--- a/storage/templates/normalized-docx/BM-061/BM-061_normalized.docx
+++ b/storage/templates/normalized-docx/BM-061/BM-061_normalized.docx
@@ -979,7 +979,7 @@
         <w:rPr>
           <w:rFonts w:cs="Times New Roman" w:ascii="Times New Roman" w:hAnsi="Times New Roman"/>
         </w:rPr>
-        <w:t xml:space="preserve">Căn cứ Quyết định khởi tố vụ án hình sự </w:t>
+        <w:t xml:space="preserve">Căn cứ Quyết định khởi tố vụ án hình sự {{document.fullDocumentCode}}</w:t>
       </w:r>
       <w:bookmarkStart w:id="1" w:name="_Hlk217801872"/>
       <w:bookmarkStart w:id="2" w:name="_Hlk217801170"/>

--- a/storage/templates/normalized-docx/BM-061/BM-061_normalized.docx
+++ b/storage/templates/normalized-docx/BM-061/BM-061_normalized.docx
@@ -1301,7 +1301,7 @@
           <w:spacing w:val="-2"/>
           <w:szCs w:val="28"/>
         </w:rPr>
-        <w:t>{{recipients.personLine3}}}</w:t>
+        <w:t>{{recipients.personLine3}}</w:t>
         <w:tab/>
         <w:tab/>
       </w:r>
@@ -1329,7 +1329,7 @@
           <w:spacing w:val="-2"/>
           <w:szCs w:val="28"/>
         </w:rPr>
-        <w:t>{{recipients.personLine3}}}</w:t>
+        <w:t>{{recipients.personLine3}}</w:t>
         <w:tab/>
         <w:tab/>
         <w:t xml:space="preserve"> </w:t>
@@ -1410,7 +1410,7 @@
           <w:spacing w:val="-2"/>
           <w:szCs w:val="28"/>
         </w:rPr>
-        <w:t xml:space="preserve">{{recipients.personLine3}}}</w:t>
+        <w:t xml:space="preserve">{{recipients.personLine3}}</w:t>
         <w:tab/>
         <w:tab/>
       </w:r>
